--- a/mode_docx_nc/pmi_mtz/template.docx
+++ b/mode_docx_nc/pmi_mtz/template.docx
@@ -168,6 +168,12 @@
               <w:rPr>
                 <w:sz w:val="22"/>
               </w:rPr>
+              <w:t>2</w:t>
+            </w:r>
+            <w:r>
+              <w:rPr>
+                <w:sz w:val="22"/>
+              </w:rPr>
               <w:t>»</w:t>
             </w:r>
           </w:p>
@@ -231,6 +237,12 @@
                 <w:sz w:val="22"/>
               </w:rPr>
               <w:t>Т</w:t>
+            </w:r>
+            <w:r>
+              <w:rPr>
+                <w:sz w:val="22"/>
+              </w:rPr>
+              <w:t>2</w:t>
             </w:r>
             <w:r>
               <w:rPr>
@@ -466,7 +478,7 @@
       <w:r>
         <w:fldChar w:fldCharType="separate"/>
       </w:r>
-      <w:hyperlink w:anchor="_Toc202270349" w:history="1">
+      <w:hyperlink w:anchor="_Toc204173067" w:history="1">
         <w:r>
           <w:rPr>
             <w:rStyle w:val="af4"/>
@@ -510,7 +522,7 @@
             <w:noProof/>
             <w:webHidden/>
           </w:rPr>
-          <w:instrText xml:space="preserve"> PAGEREF _Toc202270349 \h </w:instrText>
+          <w:instrText xml:space="preserve"> PAGEREF _Toc204173067 \h </w:instrText>
         </w:r>
         <w:r>
           <w:rPr>
@@ -552,7 +564,7 @@
           <w:lang w:val="en-US"/>
         </w:rPr>
       </w:pPr>
-      <w:hyperlink w:anchor="_Toc202270350" w:history="1">
+      <w:hyperlink w:anchor="_Toc204173068" w:history="1">
         <w:r>
           <w:rPr>
             <w:rStyle w:val="af4"/>
@@ -579,7 +591,7 @@
             <w:noProof/>
             <w:webHidden/>
           </w:rPr>
-          <w:instrText xml:space="preserve"> PAGEREF _Toc202270350 \h </w:instrText>
+          <w:instrText xml:space="preserve"> PAGEREF _Toc204173068 \h </w:instrText>
         </w:r>
         <w:r>
           <w:rPr>
@@ -621,7 +633,7 @@
           <w:lang w:val="en-US"/>
         </w:rPr>
       </w:pPr>
-      <w:hyperlink w:anchor="_Toc202270351" w:history="1">
+      <w:hyperlink w:anchor="_Toc204173069" w:history="1">
         <w:r>
           <w:rPr>
             <w:rStyle w:val="af4"/>
@@ -648,7 +660,7 @@
             <w:noProof/>
             <w:webHidden/>
           </w:rPr>
-          <w:instrText xml:space="preserve"> PAGEREF _Toc202270351 \h </w:instrText>
+          <w:instrText xml:space="preserve"> PAGEREF _Toc204173069 \h </w:instrText>
         </w:r>
         <w:r>
           <w:rPr>
@@ -690,7 +702,7 @@
           <w:lang w:val="en-US"/>
         </w:rPr>
       </w:pPr>
-      <w:hyperlink w:anchor="_Toc202270352" w:history="1">
+      <w:hyperlink w:anchor="_Toc204173070" w:history="1">
         <w:r>
           <w:rPr>
             <w:rStyle w:val="af4"/>
@@ -717,7 +729,7 @@
             <w:noProof/>
             <w:webHidden/>
           </w:rPr>
-          <w:instrText xml:space="preserve"> PAGEREF _Toc202270352 \h </w:instrText>
+          <w:instrText xml:space="preserve"> PAGEREF _Toc204173070 \h </w:instrText>
         </w:r>
         <w:r>
           <w:rPr>
@@ -759,7 +771,7 @@
           <w:lang w:val="en-US"/>
         </w:rPr>
       </w:pPr>
-      <w:hyperlink w:anchor="_Toc202270353" w:history="1">
+      <w:hyperlink w:anchor="_Toc204173071" w:history="1">
         <w:r>
           <w:rPr>
             <w:rStyle w:val="af4"/>
@@ -786,7 +798,7 @@
             <w:noProof/>
             <w:webHidden/>
           </w:rPr>
-          <w:instrText xml:space="preserve"> PAGEREF _Toc202270353 \h </w:instrText>
+          <w:instrText xml:space="preserve"> PAGEREF _Toc204173071 \h </w:instrText>
         </w:r>
         <w:r>
           <w:rPr>
@@ -828,7 +840,7 @@
           <w:lang w:val="en-US"/>
         </w:rPr>
       </w:pPr>
-      <w:hyperlink w:anchor="_Toc202270354" w:history="1">
+      <w:hyperlink w:anchor="_Toc204173072" w:history="1">
         <w:r>
           <w:rPr>
             <w:rStyle w:val="af4"/>
@@ -855,7 +867,7 @@
             <w:noProof/>
             <w:webHidden/>
           </w:rPr>
-          <w:instrText xml:space="preserve"> PAGEREF _Toc202270354 \h </w:instrText>
+          <w:instrText xml:space="preserve"> PAGEREF _Toc204173072 \h </w:instrText>
         </w:r>
         <w:r>
           <w:rPr>
@@ -897,7 +909,7 @@
           <w:lang w:val="en-US"/>
         </w:rPr>
       </w:pPr>
-      <w:hyperlink w:anchor="_Toc202270355" w:history="1">
+      <w:hyperlink w:anchor="_Toc204173073" w:history="1">
         <w:r>
           <w:rPr>
             <w:rStyle w:val="af4"/>
@@ -924,7 +936,7 @@
             <w:noProof/>
             <w:webHidden/>
           </w:rPr>
-          <w:instrText xml:space="preserve"> PAGEREF _Toc202270355 \h </w:instrText>
+          <w:instrText xml:space="preserve"> PAGEREF _Toc204173073 \h </w:instrText>
         </w:r>
         <w:r>
           <w:rPr>
@@ -966,7 +978,7 @@
           <w:lang w:val="en-US"/>
         </w:rPr>
       </w:pPr>
-      <w:hyperlink w:anchor="_Toc202270356" w:history="1">
+      <w:hyperlink w:anchor="_Toc204173074" w:history="1">
         <w:r>
           <w:rPr>
             <w:rStyle w:val="af4"/>
@@ -993,7 +1005,7 @@
             <w:noProof/>
             <w:webHidden/>
           </w:rPr>
-          <w:instrText xml:space="preserve"> PAGEREF _Toc202270356 \h </w:instrText>
+          <w:instrText xml:space="preserve"> PAGEREF _Toc204173074 \h </w:instrText>
         </w:r>
         <w:r>
           <w:rPr>
@@ -1039,7 +1051,7 @@
           <w:lang w:val="en-US"/>
         </w:rPr>
       </w:pPr>
-      <w:hyperlink w:anchor="_Toc202270357" w:history="1">
+      <w:hyperlink w:anchor="_Toc204173075" w:history="1">
         <w:r>
           <w:rPr>
             <w:rStyle w:val="af4"/>
@@ -1062,7 +1074,7 @@
             <w:rStyle w:val="af4"/>
             <w:noProof/>
           </w:rPr>
-          <w:t>ПРОГРАММА И МЕТОДИКИ ПРОВЕДЕНИЯ ИСПЫТАНИЙ</w:t>
+          <w:t>ПРОГРАММА ПРОВЕДЕНИЯ ИСПЫТАНИЙ</w:t>
         </w:r>
         <w:r>
           <w:rPr>
@@ -1083,7 +1095,7 @@
             <w:noProof/>
             <w:webHidden/>
           </w:rPr>
-          <w:instrText xml:space="preserve"> PAGEREF _Toc202270357 \h </w:instrText>
+          <w:instrText xml:space="preserve"> PAGEREF _Toc204173075 \h </w:instrText>
         </w:r>
         <w:r>
           <w:rPr>
@@ -1125,7 +1137,7 @@
           <w:lang w:val="en-US"/>
         </w:rPr>
       </w:pPr>
-      <w:hyperlink w:anchor="_Toc202270358" w:history="1">
+      <w:hyperlink w:anchor="_Toc204173076" w:history="1">
         <w:r>
           <w:rPr>
             <w:rStyle w:val="af4"/>
@@ -1152,7 +1164,7 @@
             <w:noProof/>
             <w:webHidden/>
           </w:rPr>
-          <w:instrText xml:space="preserve"> PAGEREF _Toc202270358 \h </w:instrText>
+          <w:instrText xml:space="preserve"> PAGEREF _Toc204173076 \h </w:instrText>
         </w:r>
         <w:r>
           <w:rPr>
@@ -1194,7 +1206,7 @@
           <w:lang w:val="en-US"/>
         </w:rPr>
       </w:pPr>
-      <w:hyperlink w:anchor="_Toc202270359" w:history="1">
+      <w:hyperlink w:anchor="_Toc204173077" w:history="1">
         <w:r>
           <w:rPr>
             <w:rStyle w:val="af4"/>
@@ -1221,7 +1233,7 @@
             <w:noProof/>
             <w:webHidden/>
           </w:rPr>
-          <w:instrText xml:space="preserve"> PAGEREF _Toc202270359 \h </w:instrText>
+          <w:instrText xml:space="preserve"> PAGEREF _Toc204173077 \h </w:instrText>
         </w:r>
         <w:r>
           <w:rPr>
@@ -1263,7 +1275,7 @@
           <w:lang w:val="en-US"/>
         </w:rPr>
       </w:pPr>
-      <w:hyperlink w:anchor="_Toc202270360" w:history="1">
+      <w:hyperlink w:anchor="_Toc204173078" w:history="1">
         <w:r>
           <w:rPr>
             <w:rStyle w:val="af4"/>
@@ -1290,7 +1302,7 @@
             <w:noProof/>
             <w:webHidden/>
           </w:rPr>
-          <w:instrText xml:space="preserve"> PAGEREF _Toc202270360 \h </w:instrText>
+          <w:instrText xml:space="preserve"> PAGEREF _Toc204173078 \h </w:instrText>
         </w:r>
         <w:r>
           <w:rPr>
@@ -1332,7 +1344,7 @@
           <w:lang w:val="en-US"/>
         </w:rPr>
       </w:pPr>
-      <w:hyperlink w:anchor="_Toc202270361" w:history="1">
+      <w:hyperlink w:anchor="_Toc204173079" w:history="1">
         <w:r>
           <w:rPr>
             <w:rStyle w:val="af4"/>
@@ -1359,7 +1371,7 @@
             <w:noProof/>
             <w:webHidden/>
           </w:rPr>
-          <w:instrText xml:space="preserve"> PAGEREF _Toc202270361 \h </w:instrText>
+          <w:instrText xml:space="preserve"> PAGEREF _Toc204173079 \h </w:instrText>
         </w:r>
         <w:r>
           <w:rPr>
@@ -1440,7 +1452,7 @@
         <w:lastRenderedPageBreak/>
         <w:tab/>
       </w:r>
-      <w:bookmarkStart w:id="0" w:name="_Toc202270349"/>
+      <w:bookmarkStart w:id="0" w:name="_Toc204173067"/>
       <w:r>
         <w:t>ОБЩИЕ СВЕДЕНИЯ</w:t>
       </w:r>
@@ -1450,7 +1462,7 @@
       <w:pPr>
         <w:pStyle w:val="2"/>
       </w:pPr>
-      <w:bookmarkStart w:id="1" w:name="_Toc202270350"/>
+      <w:bookmarkStart w:id="1" w:name="_Toc204173068"/>
       <w:r>
         <w:t>Цель проведения испытаний</w:t>
       </w:r>
@@ -1467,16 +1479,22 @@
         <w:t>х блоков устройства ЮНИТ-М300-Т</w:t>
       </w:r>
       <w:r>
+        <w:t>2</w:t>
+      </w:r>
+      <w:r>
         <w:t xml:space="preserve"> согласованной функциональной схеме устройства (далее ФСУ) </w:t>
       </w:r>
       <w:r>
-        <w:rPr>
-          <w:highlight w:val="yellow"/>
-        </w:rPr>
-        <w:t>версии 2.1</w:t>
+        <w:t xml:space="preserve">версии </w:t>
       </w:r>
       <w:r>
-        <w:t xml:space="preserve"> в части ФБ </w:t>
+        <w:t>_</w:t>
+      </w:r>
+      <w:r>
+        <w:t xml:space="preserve">__ </w:t>
+      </w:r>
+      <w:r>
+        <w:t xml:space="preserve">в части ФБ </w:t>
       </w:r>
       <w:r>
         <w:t>МТЗ</w:t>
@@ -1489,7 +1507,7 @@
       <w:pPr>
         <w:pStyle w:val="2"/>
       </w:pPr>
-      <w:bookmarkStart w:id="2" w:name="_Toc202270351"/>
+      <w:bookmarkStart w:id="2" w:name="_Toc204173069"/>
       <w:r>
         <w:t>Место</w:t>
       </w:r>
@@ -1618,9 +1636,8 @@
             <w:r>
               <w:rPr>
                 <w:szCs w:val="24"/>
-                <w:highlight w:val="yellow"/>
-              </w:rPr>
-              <w:t>111024</w:t>
+              </w:rPr>
+              <w:t>153040</w:t>
             </w:r>
             <w:r>
               <w:rPr>
@@ -1636,7 +1653,7 @@
       <w:pPr>
         <w:pStyle w:val="2"/>
       </w:pPr>
-      <w:bookmarkStart w:id="3" w:name="_Toc202270352"/>
+      <w:bookmarkStart w:id="3" w:name="_Toc204173070"/>
       <w:r>
         <w:t>Информация об объекте испытаний</w:t>
       </w:r>
@@ -1670,7 +1687,7 @@
         </w:trPr>
         <w:tc>
           <w:tcPr>
-            <w:tcW w:w="9911" w:type="dxa"/>
+            <w:tcW w:w="9605" w:type="dxa"/>
             <w:gridSpan w:val="3"/>
           </w:tcPr>
           <w:p>
@@ -1692,11 +1709,10 @@
         </w:trPr>
         <w:tc>
           <w:tcPr>
-            <w:tcW w:w="4815" w:type="dxa"/>
-          </w:tcPr>
-          <w:p>
-            <w:pPr>
-              <w:jc w:val="left"/>
+            <w:tcW w:w="4644" w:type="dxa"/>
+          </w:tcPr>
+          <w:p>
+            <w:pPr>
               <w:rPr>
                 <w:b/>
               </w:rPr>
@@ -1711,11 +1727,10 @@
         </w:tc>
         <w:tc>
           <w:tcPr>
-            <w:tcW w:w="2551" w:type="dxa"/>
-          </w:tcPr>
-          <w:p>
-            <w:pPr>
-              <w:jc w:val="left"/>
+            <w:tcW w:w="2477" w:type="dxa"/>
+          </w:tcPr>
+          <w:p>
+            <w:pPr>
               <w:rPr>
                 <w:b/>
               </w:rPr>
@@ -1730,11 +1745,10 @@
         </w:tc>
         <w:tc>
           <w:tcPr>
-            <w:tcW w:w="2545" w:type="dxa"/>
-          </w:tcPr>
-          <w:p>
-            <w:pPr>
-              <w:jc w:val="left"/>
+            <w:tcW w:w="2484" w:type="dxa"/>
+          </w:tcPr>
+          <w:p>
+            <w:pPr>
               <w:rPr>
                 <w:b/>
               </w:rPr>
@@ -1754,37 +1768,57 @@
         </w:trPr>
         <w:tc>
           <w:tcPr>
-            <w:tcW w:w="4815" w:type="dxa"/>
+            <w:tcW w:w="4644" w:type="dxa"/>
           </w:tcPr>
           <w:p>
             <w:pPr>
               <w:jc w:val="left"/>
             </w:pPr>
             <w:r>
-              <w:t>Микропроцессорное устройство защи</w:t>
-            </w:r>
-            <w:r>
-              <w:t>ты отходящей линии «ЮНИТ-М300-Т</w:t>
-            </w:r>
-            <w:r>
-              <w:t>»,</w:t>
+              <w:t xml:space="preserve">Наименование: </w:t>
+            </w:r>
+            <w:r>
+              <w:rPr>
+                <w:i/>
+              </w:rPr>
+              <w:t xml:space="preserve">Микропроцессорное устройство защиты </w:t>
+            </w:r>
+            <w:r>
+              <w:rPr>
+                <w:i/>
+              </w:rPr>
+              <w:t>защиты и автоматики трансформатора</w:t>
+            </w:r>
+            <w:r>
+              <w:rPr>
+                <w:i/>
+              </w:rPr>
+              <w:t xml:space="preserve"> «ЮНИТ-М300-Т</w:t>
+            </w:r>
+            <w:r>
+              <w:rPr>
+                <w:i/>
+              </w:rPr>
+              <w:t>2</w:t>
+            </w:r>
+            <w:r>
+              <w:rPr>
+                <w:i/>
+              </w:rPr>
+              <w:t>»</w:t>
             </w:r>
           </w:p>
           <w:p>
             <w:pPr>
               <w:jc w:val="left"/>
             </w:pPr>
-            <w:r>
-              <w:rPr>
-                <w:highlight w:val="yellow"/>
-              </w:rPr>
-              <w:t>Модель ЮНИТ-М314-Т</w:t>
-            </w:r>
-            <w:r>
-              <w:rPr>
-                <w:highlight w:val="yellow"/>
-              </w:rPr>
-              <w:t>-Р02с-B021-В021-В001-К001-К003-M046-5400-x-C02.00,</w:t>
+            <w:proofErr w:type="gramStart"/>
+            <w:r>
+              <w:t>Модель:_</w:t>
+            </w:r>
+            <w:proofErr w:type="gramEnd"/>
+            <w:r>
+              <w:t>_______________________________</w:t>
             </w:r>
           </w:p>
           <w:p>
@@ -1792,25 +1826,27 @@
               <w:jc w:val="left"/>
             </w:pPr>
             <w:r>
-              <w:t xml:space="preserve">ПО версия </w:t>
-            </w:r>
-            <w:r>
-              <w:rPr>
-                <w:highlight w:val="yellow"/>
-              </w:rPr>
-              <w:t>ХХ</w:t>
-            </w:r>
-          </w:p>
-        </w:tc>
-        <w:tc>
-          <w:tcPr>
-            <w:tcW w:w="2551" w:type="dxa"/>
+              <w:t>_______________________________________</w:t>
+            </w:r>
+          </w:p>
+          <w:p>
+            <w:pPr>
+              <w:jc w:val="left"/>
+            </w:pPr>
+            <w:r>
+              <w:t>Версия ПО: _________</w:t>
+            </w:r>
+          </w:p>
+        </w:tc>
+        <w:tc>
+          <w:tcPr>
+            <w:tcW w:w="2477" w:type="dxa"/>
           </w:tcPr>
           <w:p/>
         </w:tc>
         <w:tc>
           <w:tcPr>
-            <w:tcW w:w="2545" w:type="dxa"/>
+            <w:tcW w:w="2484" w:type="dxa"/>
           </w:tcPr>
           <w:p>
             <w:r>
@@ -1877,7 +1913,6 @@
           </w:tcPr>
           <w:p>
             <w:pPr>
-              <w:jc w:val="left"/>
               <w:rPr>
                 <w:b/>
               </w:rPr>
@@ -1896,7 +1931,6 @@
           </w:tcPr>
           <w:p>
             <w:pPr>
-              <w:jc w:val="left"/>
               <w:rPr>
                 <w:b/>
               </w:rPr>
@@ -1915,7 +1949,6 @@
           </w:tcPr>
           <w:p>
             <w:pPr>
-              <w:jc w:val="left"/>
               <w:rPr>
                 <w:b/>
               </w:rPr>
@@ -1937,11 +1970,6 @@
           <w:tcPr>
             <w:tcW w:w="4815" w:type="dxa"/>
           </w:tcPr>
-          <w:p>
-            <w:pPr>
-              <w:jc w:val="left"/>
-            </w:pPr>
-          </w:p>
           <w:p>
             <w:pPr>
               <w:jc w:val="left"/>
@@ -1986,7 +2014,7 @@
       <w:pPr>
         <w:pStyle w:val="2"/>
       </w:pPr>
-      <w:bookmarkStart w:id="4" w:name="_Toc202270353"/>
+      <w:bookmarkStart w:id="4" w:name="_Toc204173071"/>
       <w:r>
         <w:t>Период проведения испытаний</w:t>
       </w:r>
@@ -2003,17 +2031,14 @@
         <w:tab/>
       </w:r>
       <w:r>
-        <w:rPr>
-          <w:highlight w:val="yellow"/>
-        </w:rPr>
-        <w:t>15.09.2025 - 17.10.2025</w:t>
+        <w:t>___________________________</w:t>
       </w:r>
     </w:p>
     <w:p>
       <w:pPr>
         <w:pStyle w:val="2"/>
       </w:pPr>
-      <w:bookmarkStart w:id="5" w:name="_Toc202270354"/>
+      <w:bookmarkStart w:id="5" w:name="_Toc204173072"/>
       <w:r>
         <w:t>Условия проведения испытаний и измерений</w:t>
       </w:r>
@@ -2031,7 +2056,7 @@
       <w:pPr>
         <w:pStyle w:val="2"/>
       </w:pPr>
-      <w:bookmarkStart w:id="6" w:name="_Toc202270355"/>
+      <w:bookmarkStart w:id="6" w:name="_Toc204173073"/>
       <w:r>
         <w:t>Нормативная документация</w:t>
       </w:r>
@@ -2079,7 +2104,7 @@
       <w:pPr>
         <w:pStyle w:val="2"/>
       </w:pPr>
-      <w:bookmarkStart w:id="7" w:name="_Toc202270356"/>
+      <w:bookmarkStart w:id="7" w:name="_Toc204173074"/>
       <w:r>
         <w:t>Перечень используемых средств измерений (СИ), испытательного оборудования (ИО) и вспомогательного оборудования (ВО)</w:t>
       </w:r>
@@ -3485,7 +3510,7 @@
       <w:pPr>
         <w:pStyle w:val="1"/>
       </w:pPr>
-      <w:bookmarkStart w:id="8" w:name="_Toc202270357"/>
+      <w:bookmarkStart w:id="8" w:name="_Toc204173075"/>
       <w:r>
         <w:lastRenderedPageBreak/>
         <w:t>ПРОГРАММА ПРОВЕДЕНИЯ ИСПЫТАНИЙ</w:t>
@@ -3496,13 +3521,11 @@
       <w:pPr>
         <w:pStyle w:val="2"/>
       </w:pPr>
-      <w:bookmarkStart w:id="9" w:name="_Toc202270358"/>
+      <w:bookmarkStart w:id="9" w:name="_Toc204173076"/>
       <w:r>
         <w:t>Цель испытаний</w:t>
       </w:r>
-      <w:bookmarkStart w:id="10" w:name="_GoBack"/>
       <w:bookmarkEnd w:id="9"/>
-      <w:bookmarkEnd w:id="10"/>
     </w:p>
     <w:p>
       <w:pPr>
@@ -3514,18 +3537,46 @@
     </w:p>
     <w:p>
       <w:pPr>
+        <w:pStyle w:val="a5"/>
+      </w:pPr>
+      <w:r>
+        <w:t xml:space="preserve">2.1.2 В приложении к данному </w:t>
+      </w:r>
+      <w:r>
+        <w:rPr>
+          <w:highlight w:val="yellow"/>
+        </w:rPr>
+        <w:t xml:space="preserve">протоколу (см. </w:t>
+      </w:r>
+      <w:proofErr w:type="gramStart"/>
+      <w:r>
+        <w:rPr>
+          <w:highlight w:val="yellow"/>
+        </w:rPr>
+        <w:t>фай</w:t>
+      </w:r>
+      <w:r>
+        <w:t>л )</w:t>
+      </w:r>
+      <w:proofErr w:type="gramEnd"/>
+      <w:r>
+        <w:t xml:space="preserve"> приведены выставляемые уставки и параметры для каждого режима.</w:t>
+      </w:r>
+    </w:p>
+    <w:p>
+      <w:pPr>
         <w:pStyle w:val="2"/>
       </w:pPr>
-      <w:bookmarkStart w:id="11" w:name="_Toc198633114"/>
-      <w:bookmarkStart w:id="12" w:name="_Toc202270359"/>
+      <w:bookmarkStart w:id="10" w:name="_Toc198633114"/>
+      <w:bookmarkStart w:id="11" w:name="_Toc204173077"/>
       <w:r>
         <w:t>Подключение испытатель</w:t>
       </w:r>
       <w:r>
         <w:t>ной установки к устройству</w:t>
       </w:r>
+      <w:bookmarkEnd w:id="10"/>
       <w:bookmarkEnd w:id="11"/>
-      <w:bookmarkEnd w:id="12"/>
     </w:p>
     <w:p>
       <w:pPr>
@@ -3595,6 +3646,8 @@
         <w:t>.</w:t>
       </w:r>
     </w:p>
+    <w:bookmarkStart w:id="12" w:name="_GoBack"/>
+    <w:bookmarkEnd w:id="12"/>
     <w:p>
       <w:pPr>
         <w:pStyle w:val="aa"/>
@@ -3606,7 +3659,7 @@
         <w:rPr>
           <w:lang w:val="ru-RU"/>
         </w:rPr>
-        <w:object w:dxaOrig="8700" w:dyaOrig="6675">
+        <w:object w:dxaOrig="17287" w:dyaOrig="16372">
           <v:shapetype id="_x0000_t75" coordsize="21600,21600" o:spt="75" o:preferrelative="t" path="m@4@5l@4@11@9@11@9@5xe" filled="f" stroked="f">
             <v:stroke joinstyle="miter"/>
             <v:formulas>
@@ -3626,10 +3679,10 @@
             <v:path o:extrusionok="f" gradientshapeok="t" o:connecttype="rect"/>
             <o:lock v:ext="edit" aspectratio="t"/>
           </v:shapetype>
-          <v:shape id="_x0000_i1025" type="#_x0000_t75" style="width:352.5pt;height:270.45pt" o:ole="">
+          <v:shape id="_x0000_i1029" type="#_x0000_t75" style="width:375pt;height:354.5pt" o:ole="">
             <v:imagedata r:id="rId10" o:title=""/>
           </v:shape>
-          <o:OLEObject Type="Embed" ProgID="Acrobat.Document.DC" ShapeID="_x0000_i1025" DrawAspect="Content" ObjectID="_1814697737" r:id="rId11"/>
+          <o:OLEObject Type="Embed" ProgID="Acrobat.Document.DC" ShapeID="_x0000_i1029" DrawAspect="Content" ObjectID="_1814790332" r:id="rId11"/>
         </w:object>
       </w:r>
     </w:p>
@@ -3673,10 +3726,10 @@
       </w:pPr>
       <w:r>
         <w:object w:dxaOrig="14400" w:dyaOrig="18285">
-          <v:shape id="_x0000_i1026" type="#_x0000_t75" style="width:395.05pt;height:502.1pt" o:ole="">
+          <v:shape id="_x0000_i1026" type="#_x0000_t75" style="width:395.5pt;height:502pt" o:ole="">
             <v:imagedata r:id="rId12" o:title=""/>
           </v:shape>
-          <o:OLEObject Type="Embed" ProgID="Acrobat.Document.DC" ShapeID="_x0000_i1026" DrawAspect="Content" ObjectID="_1814697738" r:id="rId13"/>
+          <o:OLEObject Type="Embed" ProgID="Acrobat.Document.DC" ShapeID="_x0000_i1026" DrawAspect="Content" ObjectID="_1814790333" r:id="rId13"/>
         </w:object>
       </w:r>
     </w:p>
@@ -3721,10 +3774,10 @@
       </w:pPr>
       <w:r>
         <w:object w:dxaOrig="14235" w:dyaOrig="16485">
-          <v:shape id="_x0000_i1027" type="#_x0000_t75" style="width:396.3pt;height:458.9pt" o:ole="">
+          <v:shape id="_x0000_i1027" type="#_x0000_t75" style="width:396.5pt;height:459pt" o:ole="">
             <v:imagedata r:id="rId14" o:title=""/>
           </v:shape>
-          <o:OLEObject Type="Embed" ProgID="Acrobat.Document.DC" ShapeID="_x0000_i1027" DrawAspect="Content" ObjectID="_1814697739" r:id="rId15"/>
+          <o:OLEObject Type="Embed" ProgID="Acrobat.Document.DC" ShapeID="_x0000_i1027" DrawAspect="Content" ObjectID="_1814790334" r:id="rId15"/>
         </w:object>
       </w:r>
     </w:p>
@@ -3775,7 +3828,7 @@
       <w:pPr>
         <w:pStyle w:val="2"/>
       </w:pPr>
-      <w:bookmarkStart w:id="15" w:name="_Toc202270360"/>
+      <w:bookmarkStart w:id="15" w:name="_Toc204173078"/>
       <w:r>
         <w:t>Назначение дискрет</w:t>
       </w:r>
@@ -9348,7 +9401,7 @@
       <w:pPr>
         <w:pStyle w:val="2"/>
       </w:pPr>
-      <w:bookmarkStart w:id="19" w:name="_Toc202270361"/>
+      <w:bookmarkStart w:id="19" w:name="_Toc204173079"/>
       <w:r>
         <w:t>Назначение вы</w:t>
       </w:r>
@@ -16923,11 +16976,6 @@
           <w:numId w:val="0"/>
         </w:numPr>
         <w:ind w:left="709"/>
-      </w:pPr>
-    </w:p>
-    <w:p>
-      <w:pPr>
-        <w:pStyle w:val="a5"/>
       </w:pPr>
     </w:p>
     <w:sectPr>
@@ -17479,27 +17527,14 @@
           <w:r>
             <w:t xml:space="preserve"> из </w:t>
           </w:r>
-          <w:r>
-            <w:fldChar w:fldCharType="begin"/>
-          </w:r>
-          <w:r>
-            <w:instrText xml:space="preserve"> NUMPAGES </w:instrText>
-          </w:r>
-          <w:r>
-            <w:fldChar w:fldCharType="separate"/>
-          </w:r>
-          <w:r>
-            <w:rPr>
-              <w:noProof/>
-            </w:rPr>
-            <w:t>12</w:t>
-          </w:r>
-          <w:r>
-            <w:rPr>
-              <w:noProof/>
-            </w:rPr>
-            <w:fldChar w:fldCharType="end"/>
-          </w:r>
+          <w:fldSimple w:instr=" NUMPAGES ">
+            <w:r>
+              <w:rPr>
+                <w:noProof/>
+              </w:rPr>
+              <w:t>12</w:t>
+            </w:r>
+          </w:fldSimple>
           <w:r>
             <w:t xml:space="preserve"> </w:t>
           </w:r>
@@ -19627,7 +19662,7 @@
 </file>
 
 <file path=customXml/itemProps1.xml><?xml version="1.0" encoding="utf-8"?>
-<ds:datastoreItem xmlns:ds="http://schemas.openxmlformats.org/officeDocument/2006/customXml" ds:itemID="{A50D18BD-1990-43DC-BABB-BF4D5CD06FD5}">
+<ds:datastoreItem xmlns:ds="http://schemas.openxmlformats.org/officeDocument/2006/customXml" ds:itemID="{9944ECA1-5CDB-479B-8097-04127E68AE2D}">
   <ds:schemaRefs>
     <ds:schemaRef ds:uri="http://schemas.openxmlformats.org/officeDocument/2006/bibliography"/>
   </ds:schemaRefs>
